--- a/Методологія ToDo+AI/MVP_Майстер-інструкція.docx
+++ b/Методологія ToDo+AI/MVP_Майстер-інструкція.docx
@@ -56,7 +56,7 @@
           <w:sz w:val="22"/>
           <w:szCs w:val="22"/>
         </w:rPr>
-        <w:t xml:space="preserve">7 скілів · 3 блоки · SDD-ланцюжок від затвердженого ТР до перевіреного модуля</w:t>
+        <w:t>11 скілів · 2 треки (код + конфігурація) · SDD-ланцюжок від затвердженого ТР до перевіреного модуля</w:t>
       </w:r>
     </w:p>
     <w:p>
@@ -69,7 +69,7 @@
           <w:sz w:val="20"/>
           <w:szCs w:val="20"/>
         </w:rPr>
-        <w:t xml:space="preserve">пакет odoo19-mvp-build 0.2.0 · 11.06.2026</w:t>
+        <w:t>пакет odoo19-mvp-build 0.4.0 · 13.06.2026</w:t>
       </w:r>
     </w:p>
     <w:p>
@@ -839,14 +839,9 @@
     <w:p>
       <w:pPr>
         <w:pStyle w:val="ListParagraph"/>
-        <w:numPr>
-          <w:ilvl w:val="0"/>
-          <w:numId w:val="2"/>
-        </w:numPr>
-        <w:spacing w:after="60"/>
-      </w:pPr>
-      <w:r>
-        <w:t xml:space="preserve">architecture: SPEC → ARCHITECTURE.md   [гейт: SPEC approved, 0 open questions]</w:t>
+      </w:pPr>
+      <w:r>
+        <w:t>build-allocator: SPEC → ALLOCATION.md — розподіл кожного AC на config / code / hybrid   [форк на 2 треки]</w:t>
       </w:r>
     </w:p>
     <w:p>
@@ -859,7 +854,7 @@
         <w:spacing w:after="60"/>
       </w:pPr>
       <w:r>
-        <w:t xml:space="preserve">scaffolding: скелет + # TODO: AC-01   [гейт: SPEC + ARCHITECTURE approved]</w:t>
+        <w:t xml:space="preserve">architecture: SPEC → ARCHITECTURE.md   [гейт: SPEC approved, 0 open questions]</w:t>
       </w:r>
     </w:p>
     <w:p>
@@ -872,7 +867,7 @@
         <w:spacing w:after="60"/>
       </w:pPr>
       <w:r>
-        <w:t xml:space="preserve">code-dev (по 1 AC) ⇄ testing (1 тест на AC)</w:t>
+        <w:t xml:space="preserve">scaffolding: скелет + # TODO: AC-01   [гейт: SPEC + ARCHITECTURE approved]</w:t>
       </w:r>
     </w:p>
     <w:p>
@@ -885,11 +880,32 @@
         <w:spacing w:after="60"/>
       </w:pPr>
       <w:r>
+        <w:t xml:space="preserve">code-dev (по 1 AC) ⇄ testing (1 тест на AC)</w:t>
+      </w:r>
+    </w:p>
+    <w:p>
+      <w:pPr>
+        <w:pStyle w:val="ListParagraph"/>
+        <w:numPr>
+          <w:ilvl w:val="0"/>
+          <w:numId w:val="2"/>
+        </w:numPr>
+        <w:spacing w:after="60"/>
+      </w:pPr>
+      <w:r>
         <w:t xml:space="preserve">pr-review → APPROVE → merge → реєстр «Виконано»</w:t>
       </w:r>
     </w:p>
     <w:p>
       <w:pPr>
+        <w:pStyle w:val="ListParagraph"/>
+      </w:pPr>
+      <w:r>
+        <w:t>Трек 2 (конфігурація): config-spec → config-runbook → config-review → UAT → реєстр «Виконано»</w:t>
+      </w:r>
+    </w:p>
+    <w:p>
+      <w:pPr>
         <w:spacing w:after="120"/>
       </w:pPr>
       <w:r>
@@ -909,7 +925,7 @@
         <w:pStyle w:val="Heading2"/>
       </w:pPr>
       <w:r>
-        <w:t xml:space="preserve">odoo-reverse-spec (опційно)</w:t>
+        <w:t>reverse-spec (опційно)</w:t>
       </w:r>
     </w:p>
     <w:p>
@@ -925,7 +941,7 @@
         <w:pStyle w:val="Heading2"/>
       </w:pPr>
       <w:r>
-        <w:t xml:space="preserve">odoo-spec-writer — конвертер ТР → SPEC.md</w:t>
+        <w:t>spec-writer — конвертер ТР → SPEC.md</w:t>
       </w:r>
     </w:p>
     <w:p>
@@ -949,7 +965,7 @@
         <w:pStyle w:val="Heading2"/>
       </w:pPr>
       <w:r>
-        <w:t xml:space="preserve">odoo-architecture</w:t>
+        <w:t>architecture</w:t>
       </w:r>
     </w:p>
     <w:p>
@@ -965,7 +981,7 @@
         <w:pStyle w:val="Heading2"/>
       </w:pPr>
       <w:r>
-        <w:t xml:space="preserve">odoo-scaffolding</w:t>
+        <w:t>scaffolding</w:t>
       </w:r>
     </w:p>
     <w:p>
@@ -989,7 +1005,7 @@
         <w:pStyle w:val="Heading2"/>
       </w:pPr>
       <w:r>
-        <w:t xml:space="preserve">odoo-code-dev</w:t>
+        <w:t>code-dev</w:t>
       </w:r>
     </w:p>
     <w:p>
@@ -1005,7 +1021,7 @@
         <w:pStyle w:val="Heading2"/>
       </w:pPr>
       <w:r>
-        <w:t xml:space="preserve">odoo-testing</w:t>
+        <w:t>testing</w:t>
       </w:r>
     </w:p>
     <w:p>
@@ -1021,7 +1037,7 @@
         <w:pStyle w:val="Heading2"/>
       </w:pPr>
       <w:r>
-        <w:t xml:space="preserve">odoo-pr-review</w:t>
+        <w:t>pr-review</w:t>
       </w:r>
     </w:p>
     <w:p>
@@ -1030,6 +1046,71 @@
       </w:pPr>
       <w:r>
         <w:t xml:space="preserve">Рев'ю PR за 5 вимірами проти затвердженого ТР/SPEC. Вердикт APPROVE / REQUEST CHANGES / BLOCK; відхилення від ТР → BLOCK. Розведено з tr-review: документ (до підпису клієнтом) vs код (до мерджу).</w:t>
+      </w:r>
+    </w:p>
+    <w:p>
+      <w:pPr>
+        <w:pStyle w:val="Heading1"/>
+      </w:pPr>
+      <w:r>
+        <w:t>Форк — build-allocator</w:t>
+      </w:r>
+    </w:p>
+    <w:p>
+      <w:r>
+        <w:t>Після approved SPEC кожен AC розподіляється на трек: config (BA налаштовує в UI Odoo), code (кастомний td.*-модуль) або hybrid (config-частина + code-частина під тим самим AC). Вихід — ALLOCATION.md. Жоден AC не лишається нерозподіленим і не потрапляє у два рядки — щоб нічого не збудувати двічі й не пропустити.</w:t>
+      </w:r>
+    </w:p>
+    <w:p>
+      <w:pPr>
+        <w:pStyle w:val="Heading1"/>
+      </w:pPr>
+      <w:r>
+        <w:t>Трек 2 — Конфігурація (BA в UI Odoo)</w:t>
+      </w:r>
+    </w:p>
+    <w:p>
+      <w:r>
+        <w:t>Аналог треку коду для AC, що реалізуються налаштуванням, а не розробкою. Конфігурація не має git-diff, тож довговічним доказом служить config-log. Гейт перед UAT — config-review.</w:t>
+      </w:r>
+    </w:p>
+    <w:p>
+      <w:pPr>
+        <w:pStyle w:val="Heading2"/>
+      </w:pPr>
+      <w:r>
+        <w:t>config-spec</w:t>
+      </w:r>
+    </w:p>
+    <w:p>
+      <w:r>
+        <w:t>Проектує config-розподілені AC зі SPEC у CONFIG.md (DOC-2): модулі, налаштування, права, автоматизації, Studio-подання, звіти, пошта, інтеграції, бізнес-правила. Кожен пункт із посиланням на джерело Odoo 19. Аналог spec-writer + architecture для треку конфігурації; проектує вимоги, не пише з нуля.</w:t>
+      </w:r>
+    </w:p>
+    <w:p>
+      <w:pPr>
+        <w:pStyle w:val="Heading2"/>
+      </w:pPr>
+      <w:r>
+        <w:t>config-runbook</w:t>
+      </w:r>
+    </w:p>
+    <w:p>
+      <w:r>
+        <w:t>CONFIG.md → впорядкований клік-за-кліком сценарій, який BA виконує в UI, + config-log, який BA заповнює як запис застосованого. Кожен крок прив’язаний до AC-NN + перевірка. Аналог scaffolding + code-dev.</w:t>
+      </w:r>
+    </w:p>
+    <w:p>
+      <w:pPr>
+        <w:pStyle w:val="Heading2"/>
+      </w:pPr>
+      <w:r>
+        <w:t>config-review</w:t>
+      </w:r>
+    </w:p>
+    <w:p>
+      <w:r>
+        <w:t>Гейт треку 2 (аналог pr-review): звіряє налаштовану Odoo (за config-log + експортами) з CONFIG.md перед UAT. Вердикт APPROVE / REQUEST CHANGES / BLOCK по кожному AC; жодне налаштування не має спиратися на вигадану опцію Odoo 19.</w:t>
       </w:r>
     </w:p>
     <w:p>
